--- a/day 3/subnetting.docx
+++ b/day 3/subnetting.docx
@@ -17,15 +17,7 @@
     </w:p>
     <w:p>
       <w:r>
-        <w:t>There is CIDR value like /</w:t>
-      </w:r>
-      <w:proofErr w:type="gramStart"/>
-      <w:r>
-        <w:t>24 ,</w:t>
-      </w:r>
-      <w:proofErr w:type="gramEnd"/>
-      <w:r>
-        <w:t xml:space="preserve"> /26 </w:t>
+        <w:t xml:space="preserve">There is CIDR value like /24 , /26 </w:t>
       </w:r>
     </w:p>
     <w:p>
@@ -35,15 +27,7 @@
     </w:p>
     <w:p>
       <w:r>
-        <w:t xml:space="preserve">Then there </w:t>
-      </w:r>
-      <w:proofErr w:type="gramStart"/>
-      <w:r>
-        <w:t>is</w:t>
-      </w:r>
-      <w:proofErr w:type="gramEnd"/>
-      <w:r>
-        <w:t xml:space="preserve"> host bits, which is 32-CIDR,</w:t>
+        <w:t>Then there is host bits, which is 32-CIDR,</w:t>
       </w:r>
     </w:p>
     <w:p>
@@ -111,15 +95,7 @@
       </w:r>
       <w:proofErr w:type="spellEnd"/>
       <w:r>
-        <w:t xml:space="preserve"> addresses </w:t>
-      </w:r>
-      <w:proofErr w:type="gramStart"/>
-      <w:r>
-        <w:t>available  included</w:t>
-      </w:r>
-      <w:proofErr w:type="gramEnd"/>
-      <w:r>
-        <w:t xml:space="preserve"> network </w:t>
+        <w:t xml:space="preserve"> addresses available  included network </w:t>
       </w:r>
       <w:proofErr w:type="spellStart"/>
       <w:r>
@@ -150,14 +126,9 @@
       </w:r>
       <w:proofErr w:type="spellEnd"/>
       <w:r>
-        <w:t xml:space="preserve"> addresses = 2^</w:t>
-      </w:r>
-      <w:proofErr w:type="gramStart"/>
-      <w:r>
-        <w:t>n(</w:t>
+        <w:t xml:space="preserve"> addresses = 2^n(</w:t>
       </w:r>
       <w:proofErr w:type="spellStart"/>
-      <w:proofErr w:type="gramEnd"/>
       <w:r>
         <w:t>eg</w:t>
       </w:r>
@@ -172,13 +143,8 @@
       </w:r>
     </w:p>
     <w:p>
-      <w:proofErr w:type="gramStart"/>
-      <w:r>
-        <w:t>So</w:t>
-      </w:r>
-      <w:proofErr w:type="gramEnd"/>
-      <w:r>
-        <w:t xml:space="preserve"> 1</w:t>
+      <w:r>
+        <w:t>So 1</w:t>
       </w:r>
       <w:r>
         <w:rPr>
@@ -196,17 +162,8 @@
         <w:t>nd</w:t>
       </w:r>
       <w:r>
-        <w:t xml:space="preserve"> </w:t>
-      </w:r>
-      <w:proofErr w:type="gramStart"/>
-      <w:r>
-        <w:t>=  subnet</w:t>
-      </w:r>
-      <w:proofErr w:type="gramEnd"/>
-      <w:r>
-        <w:t xml:space="preserve"> will be (64,127), 3</w:t>
-      </w:r>
-      <w:proofErr w:type="gramStart"/>
+        <w:t xml:space="preserve"> =  subnet will be (64,127), 3</w:t>
+      </w:r>
       <w:r>
         <w:rPr>
           <w:vertAlign w:val="superscript"/>
@@ -214,11 +171,7 @@
         <w:t>rd</w:t>
       </w:r>
       <w:r>
-        <w:t>(</w:t>
-      </w:r>
-      <w:proofErr w:type="gramEnd"/>
-      <w:r>
-        <w:t>128-191), 4</w:t>
+        <w:t>(128-191), 4</w:t>
       </w:r>
       <w:r>
         <w:rPr>
@@ -237,41 +190,17 @@
     </w:p>
     <w:p>
       <w:r>
-        <w:t xml:space="preserve">Subnet 2: </w:t>
-      </w:r>
-      <w:proofErr w:type="gramStart"/>
-      <w:r>
-        <w:t>192.168.1.64  -</w:t>
-      </w:r>
-      <w:proofErr w:type="gramEnd"/>
-      <w:r>
-        <w:t xml:space="preserve"> 192.168.1.127   network=.64   broadcast=.127</w:t>
-      </w:r>
-    </w:p>
-    <w:p>
-      <w:r>
-        <w:t>Subnet 3: 192.168.1.128 - 192.168.1.191   network=.</w:t>
-      </w:r>
-      <w:proofErr w:type="gramStart"/>
-      <w:r>
-        <w:t>128  broadcast</w:t>
-      </w:r>
-      <w:proofErr w:type="gramEnd"/>
-      <w:r>
-        <w:t>=.191</w:t>
-      </w:r>
-    </w:p>
-    <w:p>
-      <w:r>
-        <w:t>Subnet 4: 192.168.1.192 - 192.168.1.255   network=.</w:t>
-      </w:r>
-      <w:proofErr w:type="gramStart"/>
-      <w:r>
-        <w:t>192  broadcast</w:t>
-      </w:r>
-      <w:proofErr w:type="gramEnd"/>
-      <w:r>
-        <w:t>=.255</w:t>
+        <w:t>Subnet 2: 192.168.1.64  - 192.168.1.127   network=.64   broadcast=.127</w:t>
+      </w:r>
+    </w:p>
+    <w:p>
+      <w:r>
+        <w:t>Subnet 3: 192.168.1.128 - 192.168.1.191   network=.128  broadcast=.191</w:t>
+      </w:r>
+    </w:p>
+    <w:p>
+      <w:r>
+        <w:t>Subnet 4: 192.168.1.192 - 192.168.1.255   network=.192  broadcast=.255</w:t>
       </w:r>
     </w:p>
     <w:p/>
@@ -307,19 +236,22 @@
         <w:t>For /26: last octet = 192, block size = 256-192 = 64. That is why subnets jump at 0, 64, 128, 192.</w:t>
       </w:r>
     </w:p>
-    <w:p/>
-    <w:p>
-      <w:proofErr w:type="gramStart"/>
-      <w:r>
-        <w:t>Evidences</w:t>
-      </w:r>
-      <w:proofErr w:type="gramEnd"/>
-      <w:r>
-        <w:t>:</w:t>
-      </w:r>
-    </w:p>
-    <w:p>
-      <w:r>
+    <w:p>
+      <w:r>
+        <w:t>.</w:t>
+      </w:r>
+    </w:p>
+    <w:p/>
+    <w:p>
+      <w:r>
+        <w:t>Evidences:</w:t>
+      </w:r>
+    </w:p>
+    <w:p>
+      <w:r>
+        <w:rPr>
+          <w:noProof/>
+        </w:rPr>
         <w:drawing>
           <wp:anchor distT="0" distB="0" distL="114300" distR="114300" simplePos="0" relativeHeight="251659264" behindDoc="0" locked="0" layoutInCell="1" allowOverlap="1" wp14:anchorId="27270BCC" wp14:editId="1FFC5166">
             <wp:simplePos x="0" y="0"/>
@@ -399,7 +331,9 @@
         </w:tabs>
       </w:pPr>
       <w:r>
-        <w:lastRenderedPageBreak/>
+        <w:rPr>
+          <w:noProof/>
+        </w:rPr>
         <w:drawing>
           <wp:anchor distT="0" distB="0" distL="114300" distR="114300" simplePos="0" relativeHeight="251661312" behindDoc="0" locked="0" layoutInCell="1" allowOverlap="1" wp14:anchorId="12DB0CDD" wp14:editId="5D441DB3">
             <wp:simplePos x="0" y="0"/>
@@ -471,6 +405,9 @@
     <w:p/>
     <w:p>
       <w:r>
+        <w:rPr>
+          <w:noProof/>
+        </w:rPr>
         <w:drawing>
           <wp:anchor distT="0" distB="0" distL="114300" distR="114300" simplePos="0" relativeHeight="251663360" behindDoc="0" locked="0" layoutInCell="1" allowOverlap="1" wp14:anchorId="1CE82E30" wp14:editId="28A55B52">
             <wp:simplePos x="0" y="0"/>
@@ -567,6 +504,9 @@
         </w:tabs>
       </w:pPr>
       <w:r>
+        <w:rPr>
+          <w:noProof/>
+        </w:rPr>
         <w:lastRenderedPageBreak/>
         <w:drawing>
           <wp:anchor distT="0" distB="0" distL="114300" distR="114300" simplePos="0" relativeHeight="251667456" behindDoc="0" locked="0" layoutInCell="1" allowOverlap="1" wp14:anchorId="57E30121" wp14:editId="0A7D6A4F">
@@ -627,6 +567,9 @@
         </w:drawing>
       </w:r>
       <w:r>
+        <w:rPr>
+          <w:noProof/>
+        </w:rPr>
         <w:drawing>
           <wp:anchor distT="0" distB="0" distL="114300" distR="114300" simplePos="0" relativeHeight="251665408" behindDoc="0" locked="0" layoutInCell="1" allowOverlap="1" wp14:anchorId="4413CB09" wp14:editId="31152762">
             <wp:simplePos x="0" y="0"/>
@@ -1996,6 +1939,7 @@
   <w:style w:type="character" w:default="1" w:styleId="DefaultParagraphFont">
     <w:name w:val="Default Paragraph Font"/>
     <w:uiPriority w:val="1"/>
+    <w:semiHidden/>
     <w:unhideWhenUsed/>
   </w:style>
   <w:style w:type="table" w:default="1" w:styleId="TableNormal">

--- a/day 3/subnetting.docx
+++ b/day 3/subnetting.docx
@@ -236,11 +236,7 @@
         <w:t>For /26: last octet = 192, block size = 256-192 = 64. That is why subnets jump at 0, 64, 128, 192.</w:t>
       </w:r>
     </w:p>
-    <w:p>
-      <w:r>
-        <w:t>.</w:t>
-      </w:r>
-    </w:p>
+    <w:p/>
     <w:p/>
     <w:p>
       <w:r>
